--- a/Casos de Uso/CU-03 Consultar Estado del Caso V1.0.docx
+++ b/Casos de Uso/CU-03 Consultar Estado del Caso V1.0.docx
@@ -1,6 +1,6 @@
 
 <file path=word/document.xml><?xml version="1.0" encoding="utf-8"?>
-<w:document xmlns:wpc="http://schemas.microsoft.com/office/word/2010/wordprocessingCanvas" xmlns:cx="http://schemas.microsoft.com/office/drawing/2014/chartex" xmlns:cx1="http://schemas.microsoft.com/office/drawing/2015/9/8/chartex" xmlns:cx2="http://schemas.microsoft.com/office/drawing/2015/10/21/chartex" xmlns:cx3="http://schemas.microsoft.com/office/drawing/2016/5/9/chartex" xmlns:cx4="http://schemas.microsoft.com/office/drawing/2016/5/10/chartex" xmlns:cx5="http://schemas.microsoft.com/office/drawing/2016/5/11/chartex" xmlns:cx6="http://schemas.microsoft.com/office/drawing/2016/5/12/chartex" xmlns:cx7="http://schemas.microsoft.com/office/drawing/2016/5/13/chartex" xmlns:cx8="http://schemas.microsoft.com/office/drawing/2016/5/14/chartex" xmlns:mc="http://schemas.openxmlformats.org/markup-compatibility/2006" xmlns:aink="http://schemas.microsoft.com/office/drawing/2016/ink" xmlns:am3d="http://schemas.microsoft.com/office/drawing/2017/model3d" xmlns:o="urn:schemas-microsoft-com:office:office" xmlns:oel="http://schemas.microsoft.com/office/2019/extlst" xmlns:r="http://schemas.openxmlformats.org/officeDocument/2006/relationships" xmlns:m="http://schemas.openxmlformats.org/officeDocument/2006/math" xmlns:v="urn:schemas-microsoft-com:vml" xmlns:wp14="http://schemas.microsoft.com/office/word/2010/wordprocessingDrawing" xmlns:wp="http://schemas.openxmlformats.org/drawingml/2006/wordprocessingDrawing" xmlns:w10="urn:schemas-microsoft-com:office:word" xmlns:w="http://schemas.openxmlformats.org/wordprocessingml/2006/main" xmlns:w14="http://schemas.microsoft.com/office/word/2010/wordml" xmlns:w15="http://schemas.microsoft.com/office/word/2012/wordml" xmlns:w16cei="http://schemas.microsoft.com/office/word/2026/wordml/cei" xmlns:w16cex="http://schemas.microsoft.com/office/word/2018/wordml/cex" xmlns:w16cid="http://schemas.microsoft.com/office/word/2016/wordml/cid" xmlns:w16="http://schemas.microsoft.com/office/word/2018/wordml" xmlns:w16du="http://schemas.microsoft.com/office/word/2023/wordml/word16du" xmlns:w16sdtdh="http://schemas.microsoft.com/office/word/2020/wordml/sdtdatahash" xmlns:w16sdtfl="http://schemas.microsoft.com/office/word/2024/wordml/sdtformatlock" xmlns:w16se="http://schemas.microsoft.com/office/word/2015/wordml/symex" xmlns:wpg="http://schemas.microsoft.com/office/word/2010/wordprocessingGroup" xmlns:wpi="http://schemas.microsoft.com/office/word/2010/wordprocessingInk" xmlns:wne="http://schemas.microsoft.com/office/word/2006/wordml" xmlns:wps="http://schemas.microsoft.com/office/word/2010/wordprocessingShape" mc:Ignorable="w14 w15 w16se w16cid w16 w16cex w16sdtdh w16sdtfl w16du wp14">
+<w:document xmlns:wpc="http://schemas.microsoft.com/office/word/2010/wordprocessingCanvas" xmlns:cx="http://schemas.microsoft.com/office/drawing/2014/chartex" xmlns:cx1="http://schemas.microsoft.com/office/drawing/2015/9/8/chartex" xmlns:cx2="http://schemas.microsoft.com/office/drawing/2015/10/21/chartex" xmlns:cx3="http://schemas.microsoft.com/office/drawing/2016/5/9/chartex" xmlns:cx4="http://schemas.microsoft.com/office/drawing/2016/5/10/chartex" xmlns:cx5="http://schemas.microsoft.com/office/drawing/2016/5/11/chartex" xmlns:cx6="http://schemas.microsoft.com/office/drawing/2016/5/12/chartex" xmlns:cx7="http://schemas.microsoft.com/office/drawing/2016/5/13/chartex" xmlns:cx8="http://schemas.microsoft.com/office/drawing/2016/5/14/chartex" xmlns:mc="http://schemas.openxmlformats.org/markup-compatibility/2006" xmlns:aink="http://schemas.microsoft.com/office/drawing/2016/ink" xmlns:am3d="http://schemas.microsoft.com/office/drawing/2017/model3d" xmlns:o="urn:schemas-microsoft-com:office:office" xmlns:oel="http://schemas.microsoft.com/office/2019/extlst" xmlns:r="http://schemas.openxmlformats.org/officeDocument/2006/relationships" xmlns:m="http://schemas.openxmlformats.org/officeDocument/2006/math" xmlns:v="urn:schemas-microsoft-com:vml" xmlns:wp14="http://schemas.microsoft.com/office/word/2010/wordprocessingDrawing" xmlns:wp="http://schemas.openxmlformats.org/drawingml/2006/wordprocessingDrawing" xmlns:w10="urn:schemas-microsoft-com:office:word" xmlns:w="http://schemas.openxmlformats.org/wordprocessingml/2006/main" xmlns:w14="http://schemas.microsoft.com/office/word/2010/wordml" xmlns:w15="http://schemas.microsoft.com/office/word/2012/wordml" xmlns:w16cex="http://schemas.microsoft.com/office/word/2018/wordml/cex" xmlns:w16cid="http://schemas.microsoft.com/office/word/2016/wordml/cid" xmlns:w16="http://schemas.microsoft.com/office/word/2018/wordml" xmlns:w16du="http://schemas.microsoft.com/office/word/2023/wordml/word16du" xmlns:w16sdtdh="http://schemas.microsoft.com/office/word/2020/wordml/sdtdatahash" xmlns:w16sdtfl="http://schemas.microsoft.com/office/word/2024/wordml/sdtformatlock" xmlns:w16se="http://schemas.microsoft.com/office/word/2015/wordml/symex" xmlns:wpg="http://schemas.microsoft.com/office/word/2010/wordprocessingGroup" xmlns:wpi="http://schemas.microsoft.com/office/word/2010/wordprocessingInk" xmlns:wne="http://schemas.microsoft.com/office/word/2006/wordml" xmlns:wps="http://schemas.microsoft.com/office/word/2010/wordprocessingShape" mc:Ignorable="w14 w15 w16se w16cid w16 w16cex w16sdtdh w16sdtfl w16du wp14">
   <w:body>
     <w:p>
       <w:pPr>
@@ -2084,7 +2084,122 @@
         <w:rPr>
           <w:lang w:val="es-ES"/>
         </w:rPr>
-        <w:t>4. El sistema muestra los siguientes campos:</w:t>
+        <w:t>4.</w:t>
+      </w:r>
+      <w:r>
+        <w:rPr>
+          <w:lang w:val="es-ES"/>
+        </w:rPr>
+        <w:t xml:space="preserve">El sistema muestra los siguientes textos: “Consultar Estado del caso”, </w:t>
+      </w:r>
+      <w:proofErr w:type="gramStart"/>
+      <w:r>
+        <w:rPr>
+          <w:lang w:val="es-ES"/>
+        </w:rPr>
+        <w:t>“ i</w:t>
+      </w:r>
+      <w:r>
+        <w:rPr>
+          <w:lang w:val="es-ES"/>
+        </w:rPr>
+        <w:t>ngrese</w:t>
+      </w:r>
+      <w:proofErr w:type="gramEnd"/>
+      <w:r>
+        <w:rPr>
+          <w:lang w:val="es-ES"/>
+        </w:rPr>
+        <w:t xml:space="preserve"> el código de seguimiento junto con el correo electrónico registrado o la clave temporal si el caso fue registrado de forma anónima.</w:t>
+      </w:r>
+      <w:r>
+        <w:rPr>
+          <w:lang w:val="es-ES"/>
+        </w:rPr>
+        <w:t xml:space="preserve">” </w:t>
+      </w:r>
+      <w:r>
+        <w:rPr>
+          <w:lang w:val="es-ES"/>
+        </w:rPr>
+        <w:t>Ejemplo: QUE-2026-000001</w:t>
+      </w:r>
+      <w:r>
+        <w:rPr>
+          <w:lang w:val="es-ES"/>
+        </w:rPr>
+        <w:t>”, “</w:t>
+      </w:r>
+      <w:r>
+        <w:rPr>
+          <w:lang w:val="es-ES"/>
+        </w:rPr>
+        <w:t>Para casos identificados</w:t>
+      </w:r>
+      <w:r>
+        <w:rPr>
+          <w:lang w:val="es-ES"/>
+        </w:rPr>
+        <w:t>”, “</w:t>
+      </w:r>
+      <w:r>
+        <w:rPr>
+          <w:lang w:val="es-ES"/>
+        </w:rPr>
+        <w:t>Solo para casos anónimos.</w:t>
+      </w:r>
+      <w:r>
+        <w:rPr>
+          <w:lang w:val="es-ES"/>
+        </w:rPr>
+        <w:t>”</w:t>
+      </w:r>
+      <w:r>
+        <w:rPr>
+          <w:lang w:val="es-ES"/>
+        </w:rPr>
+        <w:t xml:space="preserve"> </w:t>
+      </w:r>
+      <w:proofErr w:type="gramStart"/>
+      <w:r>
+        <w:rPr>
+          <w:lang w:val="es-ES"/>
+        </w:rPr>
+        <w:t>,“</w:t>
+      </w:r>
+      <w:proofErr w:type="gramEnd"/>
+      <w:r>
+        <w:rPr>
+          <w:lang w:val="es-ES"/>
+        </w:rPr>
+        <w:t>Esta verificación es de un solo uso y tiene una vigencia limitada.</w:t>
+      </w:r>
+      <w:r>
+        <w:rPr>
+          <w:lang w:val="es-ES"/>
+        </w:rPr>
+        <w:t>”</w:t>
+      </w:r>
+    </w:p>
+    <w:p>
+      <w:pPr>
+        <w:spacing w:after="40" w:line="252" w:lineRule="auto"/>
+        <w:ind w:left="1440"/>
+        <w:rPr>
+          <w:lang w:val="es-ES"/>
+        </w:rPr>
+      </w:pPr>
+      <w:r>
+        <w:rPr>
+          <w:lang w:val="es-ES"/>
+        </w:rPr>
+        <w:t>5</w:t>
+      </w:r>
+      <w:r>
+        <w:rPr>
+          <w:lang w:val="es-ES"/>
+        </w:rPr>
+        <w:t>. El sistema muestra los siguientes campos:</w:t>
       </w:r>
     </w:p>
     <w:p>
@@ -2128,7 +2243,13 @@
         <w:rPr>
           <w:lang w:val="es-ES"/>
         </w:rPr>
-        <w:t xml:space="preserve">5. El cliente ingresa el código de seguimiento recibido al registrar el caso. </w:t>
+        <w:t>6</w:t>
+      </w:r>
+      <w:r>
+        <w:rPr>
+          <w:lang w:val="es-ES"/>
+        </w:rPr>
+        <w:t xml:space="preserve">. El cliente ingresa el código de seguimiento recibido al registrar el caso. </w:t>
       </w:r>
       <w:r>
         <w:rPr>
@@ -2157,7 +2278,13 @@
         <w:rPr>
           <w:lang w:val="es-ES"/>
         </w:rPr>
-        <w:t xml:space="preserve">6. El cliente ingresa el correo electrónico relacionado con el caso o la clave temporal cuando el caso es anónimo. </w:t>
+        <w:t>7</w:t>
+      </w:r>
+      <w:r>
+        <w:rPr>
+          <w:lang w:val="es-ES"/>
+        </w:rPr>
+        <w:t xml:space="preserve">. El cliente ingresa el correo electrónico relacionado con el caso o la clave temporal cuando el caso es anónimo. </w:t>
       </w:r>
       <w:r>
         <w:rPr>
@@ -2186,7 +2313,13 @@
         <w:rPr>
           <w:lang w:val="es-ES"/>
         </w:rPr>
-        <w:t>7. El cliente completa la verificación de seguridad.</w:t>
+        <w:t xml:space="preserve">8. </w:t>
+      </w:r>
+      <w:r>
+        <w:rPr>
+          <w:lang w:val="es-ES"/>
+        </w:rPr>
+        <w:t>El sistema muestra el botón nueva verificación.</w:t>
       </w:r>
     </w:p>
     <w:p>
@@ -2201,7 +2334,13 @@
         <w:rPr>
           <w:lang w:val="es-ES"/>
         </w:rPr>
-        <w:t>8. El sistema habilita el botón “Consultar”.</w:t>
+        <w:t>9</w:t>
+      </w:r>
+      <w:r>
+        <w:rPr>
+          <w:lang w:val="es-ES"/>
+        </w:rPr>
+        <w:t>. El cliente completa la verificación de seguridad.</w:t>
       </w:r>
     </w:p>
     <w:p>
@@ -2216,7 +2355,13 @@
         <w:rPr>
           <w:lang w:val="es-ES"/>
         </w:rPr>
-        <w:t>9. El cliente selecciona el botón “Consultar”.</w:t>
+        <w:t>10</w:t>
+      </w:r>
+      <w:r>
+        <w:rPr>
+          <w:lang w:val="es-ES"/>
+        </w:rPr>
+        <w:t>. El cliente selecciona el botón “Consultar”.</w:t>
       </w:r>
     </w:p>
     <w:p>
@@ -2231,7 +2376,19 @@
         <w:rPr>
           <w:lang w:val="es-ES"/>
         </w:rPr>
-        <w:t xml:space="preserve">10. El sistema valida que los campos obligatorios estén completos. </w:t>
+        <w:t>1</w:t>
+      </w:r>
+      <w:r>
+        <w:rPr>
+          <w:lang w:val="es-ES"/>
+        </w:rPr>
+        <w:t>1</w:t>
+      </w:r>
+      <w:r>
+        <w:rPr>
+          <w:lang w:val="es-ES"/>
+        </w:rPr>
+        <w:t xml:space="preserve">. El sistema valida que los campos obligatorios estén completos. </w:t>
       </w:r>
       <w:r>
         <w:rPr>
@@ -2260,7 +2417,19 @@
         <w:rPr>
           <w:lang w:val="es-ES"/>
         </w:rPr>
-        <w:t>11. El sistema valida la estructura del código de seguimiento y los datos de verificación</w:t>
+        <w:t>1</w:t>
+      </w:r>
+      <w:r>
+        <w:rPr>
+          <w:lang w:val="es-ES"/>
+        </w:rPr>
+        <w:t>2</w:t>
+      </w:r>
+      <w:r>
+        <w:rPr>
+          <w:lang w:val="es-ES"/>
+        </w:rPr>
+        <w:t>. El sistema valida la estructura del código de seguimiento y los datos de verificación</w:t>
       </w:r>
       <w:r>
         <w:rPr>
@@ -2289,7 +2458,19 @@
         <w:rPr>
           <w:lang w:val="es-ES"/>
         </w:rPr>
-        <w:t>12. El sistema busca el caso relacionado con los datos ingresados.</w:t>
+        <w:t>1</w:t>
+      </w:r>
+      <w:r>
+        <w:rPr>
+          <w:lang w:val="es-ES"/>
+        </w:rPr>
+        <w:t>3</w:t>
+      </w:r>
+      <w:r>
+        <w:rPr>
+          <w:lang w:val="es-ES"/>
+        </w:rPr>
+        <w:t>. El sistema busca el caso relacionado con los datos ingresados.</w:t>
       </w:r>
     </w:p>
     <w:p>
@@ -2304,7 +2485,19 @@
         <w:rPr>
           <w:lang w:val="es-ES"/>
         </w:rPr>
-        <w:t xml:space="preserve">13. El sistema valida las condiciones de confidencialidad y acceso mínimo. </w:t>
+        <w:t>1</w:t>
+      </w:r>
+      <w:r>
+        <w:rPr>
+          <w:lang w:val="es-ES"/>
+        </w:rPr>
+        <w:t>4</w:t>
+      </w:r>
+      <w:r>
+        <w:rPr>
+          <w:lang w:val="es-ES"/>
+        </w:rPr>
+        <w:t xml:space="preserve">. El sistema valida las condiciones de confidencialidad y acceso mínimo. </w:t>
       </w:r>
       <w:r>
         <w:rPr>
@@ -2343,11 +2536,51 @@
           <w:lang w:val="es-ES"/>
         </w:rPr>
       </w:pPr>
-      <w:r>
-        <w:rPr>
-          <w:lang w:val="es-ES"/>
-        </w:rPr>
-        <w:t>14. El sistema muestra el resumen del caso con la siguiente información:</w:t>
+    </w:p>
+    <w:p>
+      <w:pPr>
+        <w:spacing w:after="40" w:line="252" w:lineRule="auto"/>
+        <w:ind w:left="1440"/>
+        <w:rPr>
+          <w:lang w:val="es-ES"/>
+        </w:rPr>
+      </w:pPr>
+    </w:p>
+    <w:p>
+      <w:pPr>
+        <w:spacing w:after="40" w:line="252" w:lineRule="auto"/>
+        <w:ind w:left="1440"/>
+        <w:rPr>
+          <w:lang w:val="es-ES"/>
+        </w:rPr>
+      </w:pPr>
+    </w:p>
+    <w:p>
+      <w:pPr>
+        <w:spacing w:after="40" w:line="252" w:lineRule="auto"/>
+        <w:ind w:left="1440"/>
+        <w:rPr>
+          <w:lang w:val="es-ES"/>
+        </w:rPr>
+      </w:pPr>
+      <w:r>
+        <w:rPr>
+          <w:lang w:val="es-ES"/>
+        </w:rPr>
+        <w:lastRenderedPageBreak/>
+        <w:t>1</w:t>
+      </w:r>
+      <w:r>
+        <w:rPr>
+          <w:lang w:val="es-ES"/>
+        </w:rPr>
+        <w:t>5</w:t>
+      </w:r>
+      <w:r>
+        <w:rPr>
+          <w:lang w:val="es-ES"/>
+        </w:rPr>
+        <w:t>. El sistema muestra el resumen del caso con la siguiente información:</w:t>
       </w:r>
     </w:p>
     <w:p>
@@ -2404,12 +2637,6 @@
           <w:lang w:val="es-ES"/>
         </w:rPr>
         <w:br/>
-      </w:r>
-      <w:r>
-        <w:rPr>
-          <w:lang w:val="es-ES"/>
-        </w:rPr>
-        <w:lastRenderedPageBreak/>
         <w:t>g. Fecha de última actualización</w:t>
       </w:r>
       <w:r>
@@ -2423,6 +2650,21 @@
     <w:p>
       <w:pPr>
         <w:spacing w:after="40" w:line="252" w:lineRule="auto"/>
+        <w:ind w:left="2160"/>
+        <w:rPr>
+          <w:lang w:val="es-ES"/>
+        </w:rPr>
+      </w:pPr>
+      <w:r>
+        <w:rPr>
+          <w:lang w:val="es-ES"/>
+        </w:rPr>
+        <w:t>i. Prioridad</w:t>
+      </w:r>
+    </w:p>
+    <w:p>
+      <w:pPr>
+        <w:spacing w:after="40" w:line="252" w:lineRule="auto"/>
         <w:ind w:left="1440"/>
         <w:rPr>
           <w:lang w:val="es-ES"/>
@@ -2432,7 +2674,19 @@
         <w:rPr>
           <w:lang w:val="es-ES"/>
         </w:rPr>
-        <w:t xml:space="preserve">15. El sistema muestra una línea de tiempo con los estados y seguimientos autorizados para el cliente. </w:t>
+        <w:t>1</w:t>
+      </w:r>
+      <w:r>
+        <w:rPr>
+          <w:lang w:val="es-ES"/>
+        </w:rPr>
+        <w:t>6</w:t>
+      </w:r>
+      <w:r>
+        <w:rPr>
+          <w:lang w:val="es-ES"/>
+        </w:rPr>
+        <w:t xml:space="preserve">. El sistema muestra una línea de tiempo con los estados y seguimientos autorizados para el cliente. </w:t>
       </w:r>
       <w:r>
         <w:rPr>
@@ -2461,7 +2715,27 @@
         <w:rPr>
           <w:lang w:val="es-ES"/>
         </w:rPr>
-        <w:t>16. El sistema muestra la respuesta o resolución cuando se encuentre registrada. RN12.</w:t>
+        <w:t>1</w:t>
+      </w:r>
+      <w:r>
+        <w:rPr>
+          <w:lang w:val="es-ES"/>
+        </w:rPr>
+        <w:t>7</w:t>
+      </w:r>
+      <w:r>
+        <w:rPr>
+          <w:lang w:val="es-ES"/>
+        </w:rPr>
+        <w:t xml:space="preserve">. El sistema muestra la respuesta o resolución cuando se encuentre registrada. </w:t>
+      </w:r>
+      <w:r>
+        <w:rPr>
+          <w:b/>
+          <w:bCs/>
+          <w:lang w:val="es-ES"/>
+        </w:rPr>
+        <w:t>RN12.</w:t>
       </w:r>
     </w:p>
     <w:p>
@@ -2476,7 +2750,19 @@
         <w:rPr>
           <w:lang w:val="es-ES"/>
         </w:rPr>
-        <w:t xml:space="preserve">17. El sistema muestra las evidencias que el cliente tiene autorización para consultar o descargar. </w:t>
+        <w:t>1</w:t>
+      </w:r>
+      <w:r>
+        <w:rPr>
+          <w:lang w:val="es-ES"/>
+        </w:rPr>
+        <w:t>8</w:t>
+      </w:r>
+      <w:r>
+        <w:rPr>
+          <w:lang w:val="es-ES"/>
+        </w:rPr>
+        <w:t xml:space="preserve">. El sistema muestra las evidencias que el cliente tiene autorización para consultar o descargar. </w:t>
       </w:r>
       <w:r>
         <w:rPr>
@@ -2505,7 +2791,19 @@
         <w:rPr>
           <w:lang w:val="es-ES"/>
         </w:rPr>
-        <w:t xml:space="preserve">18. El sistema habilita las acciones permitidas según el estado actual del caso. </w:t>
+        <w:t>1</w:t>
+      </w:r>
+      <w:r>
+        <w:rPr>
+          <w:lang w:val="es-ES"/>
+        </w:rPr>
+        <w:t>9</w:t>
+      </w:r>
+      <w:r>
+        <w:rPr>
+          <w:lang w:val="es-ES"/>
+        </w:rPr>
+        <w:t xml:space="preserve">. El sistema habilita las acciones permitidas según el estado actual del caso. </w:t>
       </w:r>
       <w:r>
         <w:rPr>
@@ -2528,7 +2826,13 @@
         <w:rPr>
           <w:lang w:val="es-ES"/>
         </w:rPr>
-        <w:t>19. El sistema registra la consulta en la bitácora sin exponer información sensible innecesaria</w:t>
+        <w:t>20</w:t>
+      </w:r>
+      <w:r>
+        <w:rPr>
+          <w:lang w:val="es-ES"/>
+        </w:rPr>
+        <w:t>. El sistema registra la consulta en la bitácora sin exponer información sensible innecesaria</w:t>
       </w:r>
       <w:r>
         <w:rPr>
@@ -2557,7 +2861,19 @@
         <w:rPr>
           <w:lang w:val="es-ES"/>
         </w:rPr>
-        <w:t>20. El cliente revisa la información del caso.</w:t>
+        <w:t>2</w:t>
+      </w:r>
+      <w:r>
+        <w:rPr>
+          <w:lang w:val="es-ES"/>
+        </w:rPr>
+        <w:t>1</w:t>
+      </w:r>
+      <w:r>
+        <w:rPr>
+          <w:lang w:val="es-ES"/>
+        </w:rPr>
+        <w:t>. El cliente revisa la información del caso.</w:t>
       </w:r>
     </w:p>
     <w:p>
@@ -2572,7 +2888,19 @@
         <w:rPr>
           <w:lang w:val="es-ES"/>
         </w:rPr>
-        <w:t>21. El cliente selecciona la opción “Finalizar Consulta”.</w:t>
+        <w:t>2</w:t>
+      </w:r>
+      <w:r>
+        <w:rPr>
+          <w:lang w:val="es-ES"/>
+        </w:rPr>
+        <w:t>2</w:t>
+      </w:r>
+      <w:r>
+        <w:rPr>
+          <w:lang w:val="es-ES"/>
+        </w:rPr>
+        <w:t>. El cliente selecciona la opción “Finalizar Consulta”.</w:t>
       </w:r>
     </w:p>
     <w:p>
@@ -2587,7 +2915,19 @@
         <w:rPr>
           <w:lang w:val="es-ES"/>
         </w:rPr>
-        <w:t>22. El sistema cierra el detalle y retorna a la pantalla pública principal.</w:t>
+        <w:t>2</w:t>
+      </w:r>
+      <w:r>
+        <w:rPr>
+          <w:lang w:val="es-ES"/>
+        </w:rPr>
+        <w:t>3</w:t>
+      </w:r>
+      <w:r>
+        <w:rPr>
+          <w:lang w:val="es-ES"/>
+        </w:rPr>
+        <w:t>. El sistema cierra el detalle y retorna a la pantalla pública principal.</w:t>
       </w:r>
     </w:p>
     <w:p>
@@ -2602,7 +2942,19 @@
         <w:rPr>
           <w:lang w:val="es-ES"/>
         </w:rPr>
-        <w:t>23. Fin del Caso de Uso.</w:t>
+        <w:t>2</w:t>
+      </w:r>
+      <w:r>
+        <w:rPr>
+          <w:lang w:val="es-ES"/>
+        </w:rPr>
+        <w:t>4</w:t>
+      </w:r>
+      <w:r>
+        <w:rPr>
+          <w:lang w:val="es-ES"/>
+        </w:rPr>
+        <w:t>. Fin del Caso de Uso.</w:t>
       </w:r>
     </w:p>
     <w:p>
@@ -2709,7 +3061,19 @@
         <w:rPr>
           <w:lang w:val="es-ES"/>
         </w:rPr>
-        <w:t>4. El sistema retorna al paso 7 del flujo básico.</w:t>
+        <w:t xml:space="preserve">4. El sistema retorna al paso </w:t>
+      </w:r>
+      <w:r>
+        <w:rPr>
+          <w:lang w:val="es-ES"/>
+        </w:rPr>
+        <w:t>8</w:t>
+      </w:r>
+      <w:r>
+        <w:rPr>
+          <w:lang w:val="es-ES"/>
+        </w:rPr>
+        <w:t xml:space="preserve"> del flujo básico.</w:t>
       </w:r>
     </w:p>
     <w:p>
@@ -2815,7 +3179,19 @@
         <w:rPr>
           <w:lang w:val="es-ES"/>
         </w:rPr>
-        <w:t>4. El sistema retorna al paso 7 del flujo básico.</w:t>
+        <w:t xml:space="preserve">4. El sistema retorna al paso </w:t>
+      </w:r>
+      <w:r>
+        <w:rPr>
+          <w:lang w:val="es-ES"/>
+        </w:rPr>
+        <w:t>8</w:t>
+      </w:r>
+      <w:r>
+        <w:rPr>
+          <w:lang w:val="es-ES"/>
+        </w:rPr>
+        <w:t xml:space="preserve"> del flujo básico.</w:t>
       </w:r>
     </w:p>
     <w:p>
@@ -2936,7 +3312,19 @@
         <w:rPr>
           <w:lang w:val="es-ES"/>
         </w:rPr>
-        <w:t>5. El sistema retorna al paso 4 del flujo básico.</w:t>
+        <w:t xml:space="preserve">5. El sistema retorna al paso </w:t>
+      </w:r>
+      <w:r>
+        <w:rPr>
+          <w:lang w:val="es-ES"/>
+        </w:rPr>
+        <w:t>5</w:t>
+      </w:r>
+      <w:r>
+        <w:rPr>
+          <w:lang w:val="es-ES"/>
+        </w:rPr>
+        <w:t xml:space="preserve"> del flujo básico.</w:t>
       </w:r>
     </w:p>
     <w:p>
@@ -3056,7 +3444,19 @@
         <w:rPr>
           <w:lang w:val="es-ES"/>
         </w:rPr>
-        <w:t>4. El sistema retorna al paso 4 del flujo básico.</w:t>
+        <w:t xml:space="preserve">4. El sistema retorna al paso </w:t>
+      </w:r>
+      <w:r>
+        <w:rPr>
+          <w:lang w:val="es-ES"/>
+        </w:rPr>
+        <w:t>5</w:t>
+      </w:r>
+      <w:r>
+        <w:rPr>
+          <w:lang w:val="es-ES"/>
+        </w:rPr>
+        <w:t xml:space="preserve"> del flujo básico.</w:t>
       </w:r>
     </w:p>
     <w:p>
@@ -3088,6 +3488,7 @@
           <w:b/>
           <w:lang w:val="es-ES"/>
         </w:rPr>
+        <w:lastRenderedPageBreak/>
         <w:t>FA05: Código o datos de consulta incorrectos</w:t>
       </w:r>
     </w:p>
@@ -3191,8 +3592,19 @@
         <w:rPr>
           <w:lang w:val="es-ES"/>
         </w:rPr>
-        <w:lastRenderedPageBreak/>
-        <w:t>5. El sistema retorna al paso 4 del flujo básico.</w:t>
+        <w:t xml:space="preserve">5. El sistema retorna al paso </w:t>
+      </w:r>
+      <w:r>
+        <w:rPr>
+          <w:lang w:val="es-ES"/>
+        </w:rPr>
+        <w:t>5</w:t>
+      </w:r>
+      <w:r>
+        <w:rPr>
+          <w:lang w:val="es-ES"/>
+        </w:rPr>
+        <w:t xml:space="preserve"> del flujo básico.</w:t>
       </w:r>
     </w:p>
     <w:p>
@@ -3312,7 +3724,19 @@
         <w:rPr>
           <w:lang w:val="es-ES"/>
         </w:rPr>
-        <w:t>4. El sistema continúa en el paso 15 del flujo básico.</w:t>
+        <w:t>4. El sistema continúa en el paso 1</w:t>
+      </w:r>
+      <w:r>
+        <w:rPr>
+          <w:lang w:val="es-ES"/>
+        </w:rPr>
+        <w:t>6</w:t>
+      </w:r>
+      <w:r>
+        <w:rPr>
+          <w:lang w:val="es-ES"/>
+        </w:rPr>
+        <w:t xml:space="preserve"> del flujo básico.</w:t>
       </w:r>
     </w:p>
     <w:p>
@@ -3420,14 +3844,12 @@
         </w:rPr>
         <w:t xml:space="preserve">4. El </w:t>
       </w:r>
-      <w:proofErr w:type="gramStart"/>
-      <w:r>
-        <w:rPr>
-          <w:lang w:val="es-ES"/>
-        </w:rPr>
-        <w:t>sistema habilita también</w:t>
-      </w:r>
-      <w:proofErr w:type="gramEnd"/>
+      <w:r>
+        <w:rPr>
+          <w:lang w:val="es-ES"/>
+        </w:rPr>
+        <w:t>sistema habilito también</w:t>
+      </w:r>
       <w:r>
         <w:rPr>
           <w:lang w:val="es-ES"/>
@@ -3581,7 +4003,19 @@
         <w:rPr>
           <w:lang w:val="es-ES"/>
         </w:rPr>
-        <w:t>5. El sistema continúa en el paso 20 del flujo básico.</w:t>
+        <w:t>5. El sistema continúa en el paso 2</w:t>
+      </w:r>
+      <w:r>
+        <w:rPr>
+          <w:lang w:val="es-ES"/>
+        </w:rPr>
+        <w:t>1</w:t>
+      </w:r>
+      <w:r>
+        <w:rPr>
+          <w:lang w:val="es-ES"/>
+        </w:rPr>
+        <w:t xml:space="preserve"> del flujo básico.</w:t>
       </w:r>
     </w:p>
     <w:p>
@@ -3686,7 +4120,7 @@
         <w:rPr>
           <w:lang w:val="es-ES"/>
         </w:rPr>
-        <w:t>3. El sistema deshabilita las opciones para responder o adjuntar nuevas evidencias.</w:t>
+        <w:t>3. El sistema muestra calificar atención y comentario.</w:t>
       </w:r>
     </w:p>
     <w:p>
@@ -3701,7 +4135,34 @@
         <w:rPr>
           <w:lang w:val="es-ES"/>
         </w:rPr>
-        <w:t xml:space="preserve">4. Cuando el estado es Cerrado, el sistema informa el plazo ordinario de reapertura definido en </w:t>
+        <w:t>4</w:t>
+      </w:r>
+      <w:r>
+        <w:rPr>
+          <w:lang w:val="es-ES"/>
+        </w:rPr>
+        <w:t>. El sistema deshabilita las opciones para responder o adjuntar nuevas evidencias.</w:t>
+      </w:r>
+    </w:p>
+    <w:p>
+      <w:pPr>
+        <w:spacing w:after="40" w:line="252" w:lineRule="auto"/>
+        <w:ind w:left="1440"/>
+        <w:rPr>
+          <w:lang w:val="es-ES"/>
+        </w:rPr>
+      </w:pPr>
+      <w:r>
+        <w:rPr>
+          <w:lang w:val="es-ES"/>
+        </w:rPr>
+        <w:t>5</w:t>
+      </w:r>
+      <w:r>
+        <w:rPr>
+          <w:lang w:val="es-ES"/>
+        </w:rPr>
+        <w:t xml:space="preserve">. Cuando el estado es Cerrado, el sistema informa el plazo ordinario de reapertura definido en </w:t>
       </w:r>
       <w:r>
         <w:rPr>
@@ -3730,16 +4191,20 @@
         <w:rPr>
           <w:lang w:val="es-ES"/>
         </w:rPr>
-        <w:t xml:space="preserve">5. El </w:t>
-      </w:r>
-      <w:proofErr w:type="gramStart"/>
-      <w:r>
-        <w:rPr>
-          <w:lang w:val="es-ES"/>
-        </w:rPr>
-        <w:t>sistema habilita únicamente</w:t>
-      </w:r>
-      <w:proofErr w:type="gramEnd"/>
+        <w:t>6</w:t>
+      </w:r>
+      <w:r>
+        <w:rPr>
+          <w:lang w:val="es-ES"/>
+        </w:rPr>
+        <w:t xml:space="preserve">. El </w:t>
+      </w:r>
+      <w:r>
+        <w:rPr>
+          <w:lang w:val="es-ES"/>
+        </w:rPr>
+        <w:t>sistema habilito únicamente</w:t>
+      </w:r>
       <w:r>
         <w:rPr>
           <w:lang w:val="es-ES"/>
@@ -3759,7 +4224,25 @@
         <w:rPr>
           <w:lang w:val="es-ES"/>
         </w:rPr>
-        <w:t>6. El sistema continúa en el paso 20 del flujo básico.</w:t>
+        <w:t>7</w:t>
+      </w:r>
+      <w:r>
+        <w:rPr>
+          <w:lang w:val="es-ES"/>
+        </w:rPr>
+        <w:t>. El sistema continúa en el paso 2</w:t>
+      </w:r>
+      <w:r>
+        <w:rPr>
+          <w:lang w:val="es-ES"/>
+        </w:rPr>
+        <w:t>1</w:t>
+      </w:r>
+      <w:r>
+        <w:rPr>
+          <w:lang w:val="es-ES"/>
+        </w:rPr>
+        <w:t xml:space="preserve"> del flujo básico.</w:t>
       </w:r>
     </w:p>
     <w:p>
@@ -3774,7 +4257,13 @@
         <w:rPr>
           <w:lang w:val="es-ES"/>
         </w:rPr>
-        <w:t>7. Fin del flujo alterno.</w:t>
+        <w:t>8</w:t>
+      </w:r>
+      <w:r>
+        <w:rPr>
+          <w:lang w:val="es-ES"/>
+        </w:rPr>
+        <w:t>. Fin del flujo alterno.</w:t>
       </w:r>
     </w:p>
     <w:p>
@@ -3866,6 +4355,7 @@
         <w:rPr>
           <w:lang w:val="es-ES"/>
         </w:rPr>
+        <w:lastRenderedPageBreak/>
         <w:t>5. El sistema valida que el motivo no esté vacío.</w:t>
       </w:r>
     </w:p>
@@ -4000,7 +4490,6 @@
           <w:b/>
           <w:lang w:val="es-ES"/>
         </w:rPr>
-        <w:lastRenderedPageBreak/>
         <w:t>FA11: El cliente responde una solicitud de información</w:t>
       </w:r>
     </w:p>
@@ -4048,14 +4537,12 @@
         </w:rPr>
         <w:t xml:space="preserve">3. </w:t>
       </w:r>
-      <w:proofErr w:type="gramStart"/>
-      <w:r>
-        <w:rPr>
-          <w:lang w:val="es-ES"/>
-        </w:rPr>
-        <w:t>El cliente adjunta</w:t>
-      </w:r>
-      <w:proofErr w:type="gramEnd"/>
+      <w:r>
+        <w:rPr>
+          <w:lang w:val="es-ES"/>
+        </w:rPr>
+        <w:t>La cliente adjunta</w:t>
+      </w:r>
       <w:r>
         <w:rPr>
           <w:lang w:val="es-ES"/>
@@ -4784,6 +5271,7 @@
         <w:rPr>
           <w:lang w:val="es-ES"/>
         </w:rPr>
+        <w:lastRenderedPageBreak/>
         <w:t>4. El sistema continúa en el paso 16 del flujo básico.</w:t>
       </w:r>
     </w:p>
@@ -4905,7 +5393,6 @@
         <w:rPr>
           <w:lang w:val="es-ES"/>
         </w:rPr>
-        <w:lastRenderedPageBreak/>
         <w:t>5. El sistema permite intentar nuevamente.</w:t>
       </w:r>
     </w:p>
@@ -5012,7 +5499,19 @@
         <w:rPr>
           <w:lang w:val="es-ES"/>
         </w:rPr>
-        <w:t>4. El sistema retorna al paso 14 del flujo básico.</w:t>
+        <w:t>4. El sistema retorna al paso 1</w:t>
+      </w:r>
+      <w:r>
+        <w:rPr>
+          <w:lang w:val="es-ES"/>
+        </w:rPr>
+        <w:t>5</w:t>
+      </w:r>
+      <w:r>
+        <w:rPr>
+          <w:lang w:val="es-ES"/>
+        </w:rPr>
+        <w:t xml:space="preserve"> del flujo básico.</w:t>
       </w:r>
     </w:p>
     <w:p>
@@ -5571,7 +6070,6 @@
           <w:sz w:val="27"/>
           <w:szCs w:val="27"/>
         </w:rPr>
-        <w:lastRenderedPageBreak/>
         <w:t xml:space="preserve">5. </w:t>
       </w:r>
       <w:proofErr w:type="spellStart"/>
@@ -6038,7 +6536,7 @@
 </file>
 
 <file path=word/endnotes.xml><?xml version="1.0" encoding="utf-8"?>
-<w:endnotes xmlns:wpc="http://schemas.microsoft.com/office/word/2010/wordprocessingCanvas" xmlns:cx="http://schemas.microsoft.com/office/drawing/2014/chartex" xmlns:cx1="http://schemas.microsoft.com/office/drawing/2015/9/8/chartex" xmlns:cx2="http://schemas.microsoft.com/office/drawing/2015/10/21/chartex" xmlns:cx3="http://schemas.microsoft.com/office/drawing/2016/5/9/chartex" xmlns:cx4="http://schemas.microsoft.com/office/drawing/2016/5/10/chartex" xmlns:cx5="http://schemas.microsoft.com/office/drawing/2016/5/11/chartex" xmlns:cx6="http://schemas.microsoft.com/office/drawing/2016/5/12/chartex" xmlns:cx7="http://schemas.microsoft.com/office/drawing/2016/5/13/chartex" xmlns:cx8="http://schemas.microsoft.com/office/drawing/2016/5/14/chartex" xmlns:mc="http://schemas.openxmlformats.org/markup-compatibility/2006" xmlns:aink="http://schemas.microsoft.com/office/drawing/2016/ink" xmlns:am3d="http://schemas.microsoft.com/office/drawing/2017/model3d" xmlns:o="urn:schemas-microsoft-com:office:office" xmlns:oel="http://schemas.microsoft.com/office/2019/extlst" xmlns:r="http://schemas.openxmlformats.org/officeDocument/2006/relationships" xmlns:m="http://schemas.openxmlformats.org/officeDocument/2006/math" xmlns:v="urn:schemas-microsoft-com:vml" xmlns:wp14="http://schemas.microsoft.com/office/word/2010/wordprocessingDrawing" xmlns:wp="http://schemas.openxmlformats.org/drawingml/2006/wordprocessingDrawing" xmlns:w10="urn:schemas-microsoft-com:office:word" xmlns:w="http://schemas.openxmlformats.org/wordprocessingml/2006/main" xmlns:w14="http://schemas.microsoft.com/office/word/2010/wordml" xmlns:w15="http://schemas.microsoft.com/office/word/2012/wordml" xmlns:w16cei="http://schemas.microsoft.com/office/word/2026/wordml/cei" xmlns:w16cex="http://schemas.microsoft.com/office/word/2018/wordml/cex" xmlns:w16cid="http://schemas.microsoft.com/office/word/2016/wordml/cid" xmlns:w16="http://schemas.microsoft.com/office/word/2018/wordml" xmlns:w16du="http://schemas.microsoft.com/office/word/2023/wordml/word16du" xmlns:w16sdtdh="http://schemas.microsoft.com/office/word/2020/wordml/sdtdatahash" xmlns:w16sdtfl="http://schemas.microsoft.com/office/word/2024/wordml/sdtformatlock" xmlns:w16se="http://schemas.microsoft.com/office/word/2015/wordml/symex" xmlns:wpg="http://schemas.microsoft.com/office/word/2010/wordprocessingGroup" xmlns:wpi="http://schemas.microsoft.com/office/word/2010/wordprocessingInk" xmlns:wne="http://schemas.microsoft.com/office/word/2006/wordml" xmlns:wps="http://schemas.microsoft.com/office/word/2010/wordprocessingShape" mc:Ignorable="w14 w15 w16se w16cid w16 w16cex w16sdtdh w16sdtfl w16du wp14">
+<w:endnotes xmlns:wpc="http://schemas.microsoft.com/office/word/2010/wordprocessingCanvas" xmlns:cx="http://schemas.microsoft.com/office/drawing/2014/chartex" xmlns:cx1="http://schemas.microsoft.com/office/drawing/2015/9/8/chartex" xmlns:cx2="http://schemas.microsoft.com/office/drawing/2015/10/21/chartex" xmlns:cx3="http://schemas.microsoft.com/office/drawing/2016/5/9/chartex" xmlns:cx4="http://schemas.microsoft.com/office/drawing/2016/5/10/chartex" xmlns:cx5="http://schemas.microsoft.com/office/drawing/2016/5/11/chartex" xmlns:cx6="http://schemas.microsoft.com/office/drawing/2016/5/12/chartex" xmlns:cx7="http://schemas.microsoft.com/office/drawing/2016/5/13/chartex" xmlns:cx8="http://schemas.microsoft.com/office/drawing/2016/5/14/chartex" xmlns:mc="http://schemas.openxmlformats.org/markup-compatibility/2006" xmlns:aink="http://schemas.microsoft.com/office/drawing/2016/ink" xmlns:am3d="http://schemas.microsoft.com/office/drawing/2017/model3d" xmlns:o="urn:schemas-microsoft-com:office:office" xmlns:oel="http://schemas.microsoft.com/office/2019/extlst" xmlns:r="http://schemas.openxmlformats.org/officeDocument/2006/relationships" xmlns:m="http://schemas.openxmlformats.org/officeDocument/2006/math" xmlns:v="urn:schemas-microsoft-com:vml" xmlns:wp14="http://schemas.microsoft.com/office/word/2010/wordprocessingDrawing" xmlns:wp="http://schemas.openxmlformats.org/drawingml/2006/wordprocessingDrawing" xmlns:w10="urn:schemas-microsoft-com:office:word" xmlns:w="http://schemas.openxmlformats.org/wordprocessingml/2006/main" xmlns:w14="http://schemas.microsoft.com/office/word/2010/wordml" xmlns:w15="http://schemas.microsoft.com/office/word/2012/wordml" xmlns:w16cex="http://schemas.microsoft.com/office/word/2018/wordml/cex" xmlns:w16cid="http://schemas.microsoft.com/office/word/2016/wordml/cid" xmlns:w16="http://schemas.microsoft.com/office/word/2018/wordml" xmlns:w16du="http://schemas.microsoft.com/office/word/2023/wordml/word16du" xmlns:w16sdtdh="http://schemas.microsoft.com/office/word/2020/wordml/sdtdatahash" xmlns:w16sdtfl="http://schemas.microsoft.com/office/word/2024/wordml/sdtformatlock" xmlns:w16se="http://schemas.microsoft.com/office/word/2015/wordml/symex" xmlns:wpg="http://schemas.microsoft.com/office/word/2010/wordprocessingGroup" xmlns:wpi="http://schemas.microsoft.com/office/word/2010/wordprocessingInk" xmlns:wne="http://schemas.microsoft.com/office/word/2006/wordml" xmlns:wps="http://schemas.microsoft.com/office/word/2010/wordprocessingShape" mc:Ignorable="w14 w15 w16se w16cid w16 w16cex w16sdtdh w16sdtfl w16du wp14">
   <w:endnote w:type="separator" w:id="-1">
     <w:p>
       <w:pPr>
@@ -6063,7 +6561,7 @@
 </file>
 
 <file path=word/footer1.xml><?xml version="1.0" encoding="utf-8"?>
-<w:ftr xmlns:wpc="http://schemas.microsoft.com/office/word/2010/wordprocessingCanvas" xmlns:cx="http://schemas.microsoft.com/office/drawing/2014/chartex" xmlns:cx1="http://schemas.microsoft.com/office/drawing/2015/9/8/chartex" xmlns:cx2="http://schemas.microsoft.com/office/drawing/2015/10/21/chartex" xmlns:cx3="http://schemas.microsoft.com/office/drawing/2016/5/9/chartex" xmlns:cx4="http://schemas.microsoft.com/office/drawing/2016/5/10/chartex" xmlns:cx5="http://schemas.microsoft.com/office/drawing/2016/5/11/chartex" xmlns:cx6="http://schemas.microsoft.com/office/drawing/2016/5/12/chartex" xmlns:cx7="http://schemas.microsoft.com/office/drawing/2016/5/13/chartex" xmlns:cx8="http://schemas.microsoft.com/office/drawing/2016/5/14/chartex" xmlns:mc="http://schemas.openxmlformats.org/markup-compatibility/2006" xmlns:aink="http://schemas.microsoft.com/office/drawing/2016/ink" xmlns:am3d="http://schemas.microsoft.com/office/drawing/2017/model3d" xmlns:o="urn:schemas-microsoft-com:office:office" xmlns:oel="http://schemas.microsoft.com/office/2019/extlst" xmlns:r="http://schemas.openxmlformats.org/officeDocument/2006/relationships" xmlns:m="http://schemas.openxmlformats.org/officeDocument/2006/math" xmlns:v="urn:schemas-microsoft-com:vml" xmlns:wp14="http://schemas.microsoft.com/office/word/2010/wordprocessingDrawing" xmlns:wp="http://schemas.openxmlformats.org/drawingml/2006/wordprocessingDrawing" xmlns:w10="urn:schemas-microsoft-com:office:word" xmlns:w="http://schemas.openxmlformats.org/wordprocessingml/2006/main" xmlns:w14="http://schemas.microsoft.com/office/word/2010/wordml" xmlns:w15="http://schemas.microsoft.com/office/word/2012/wordml" xmlns:w16cei="http://schemas.microsoft.com/office/word/2026/wordml/cei" xmlns:w16cex="http://schemas.microsoft.com/office/word/2018/wordml/cex" xmlns:w16cid="http://schemas.microsoft.com/office/word/2016/wordml/cid" xmlns:w16="http://schemas.microsoft.com/office/word/2018/wordml" xmlns:w16du="http://schemas.microsoft.com/office/word/2023/wordml/word16du" xmlns:w16sdtdh="http://schemas.microsoft.com/office/word/2020/wordml/sdtdatahash" xmlns:w16sdtfl="http://schemas.microsoft.com/office/word/2024/wordml/sdtformatlock" xmlns:w16se="http://schemas.microsoft.com/office/word/2015/wordml/symex" xmlns:wpg="http://schemas.microsoft.com/office/word/2010/wordprocessingGroup" xmlns:wpi="http://schemas.microsoft.com/office/word/2010/wordprocessingInk" xmlns:wne="http://schemas.microsoft.com/office/word/2006/wordml" xmlns:wps="http://schemas.microsoft.com/office/word/2010/wordprocessingShape" mc:Ignorable="w14 w15 w16se w16cid w16 w16cex w16sdtdh w16sdtfl w16du wp14">
+<w:ftr xmlns:wpc="http://schemas.microsoft.com/office/word/2010/wordprocessingCanvas" xmlns:cx="http://schemas.microsoft.com/office/drawing/2014/chartex" xmlns:cx1="http://schemas.microsoft.com/office/drawing/2015/9/8/chartex" xmlns:cx2="http://schemas.microsoft.com/office/drawing/2015/10/21/chartex" xmlns:cx3="http://schemas.microsoft.com/office/drawing/2016/5/9/chartex" xmlns:cx4="http://schemas.microsoft.com/office/drawing/2016/5/10/chartex" xmlns:cx5="http://schemas.microsoft.com/office/drawing/2016/5/11/chartex" xmlns:cx6="http://schemas.microsoft.com/office/drawing/2016/5/12/chartex" xmlns:cx7="http://schemas.microsoft.com/office/drawing/2016/5/13/chartex" xmlns:cx8="http://schemas.microsoft.com/office/drawing/2016/5/14/chartex" xmlns:mc="http://schemas.openxmlformats.org/markup-compatibility/2006" xmlns:aink="http://schemas.microsoft.com/office/drawing/2016/ink" xmlns:am3d="http://schemas.microsoft.com/office/drawing/2017/model3d" xmlns:o="urn:schemas-microsoft-com:office:office" xmlns:oel="http://schemas.microsoft.com/office/2019/extlst" xmlns:r="http://schemas.openxmlformats.org/officeDocument/2006/relationships" xmlns:m="http://schemas.openxmlformats.org/officeDocument/2006/math" xmlns:v="urn:schemas-microsoft-com:vml" xmlns:wp14="http://schemas.microsoft.com/office/word/2010/wordprocessingDrawing" xmlns:wp="http://schemas.openxmlformats.org/drawingml/2006/wordprocessingDrawing" xmlns:w10="urn:schemas-microsoft-com:office:word" xmlns:w="http://schemas.openxmlformats.org/wordprocessingml/2006/main" xmlns:w14="http://schemas.microsoft.com/office/word/2010/wordml" xmlns:w15="http://schemas.microsoft.com/office/word/2012/wordml" xmlns:w16cex="http://schemas.microsoft.com/office/word/2018/wordml/cex" xmlns:w16cid="http://schemas.microsoft.com/office/word/2016/wordml/cid" xmlns:w16="http://schemas.microsoft.com/office/word/2018/wordml" xmlns:w16du="http://schemas.microsoft.com/office/word/2023/wordml/word16du" xmlns:w16sdtdh="http://schemas.microsoft.com/office/word/2020/wordml/sdtdatahash" xmlns:w16sdtfl="http://schemas.microsoft.com/office/word/2024/wordml/sdtformatlock" xmlns:w16se="http://schemas.microsoft.com/office/word/2015/wordml/symex" xmlns:wpg="http://schemas.microsoft.com/office/word/2010/wordprocessingGroup" xmlns:wpi="http://schemas.microsoft.com/office/word/2010/wordprocessingInk" xmlns:wne="http://schemas.microsoft.com/office/word/2006/wordml" xmlns:wps="http://schemas.microsoft.com/office/word/2010/wordprocessingShape" mc:Ignorable="w14 w15 w16se w16cid w16 w16cex w16sdtdh w16sdtfl w16du wp14">
   <w:p>
     <w:pPr>
       <w:pStyle w:val="Piedepgina"/>
@@ -6084,7 +6582,7 @@
 </file>
 
 <file path=word/footnotes.xml><?xml version="1.0" encoding="utf-8"?>
-<w:footnotes xmlns:wpc="http://schemas.microsoft.com/office/word/2010/wordprocessingCanvas" xmlns:cx="http://schemas.microsoft.com/office/drawing/2014/chartex" xmlns:cx1="http://schemas.microsoft.com/office/drawing/2015/9/8/chartex" xmlns:cx2="http://schemas.microsoft.com/office/drawing/2015/10/21/chartex" xmlns:cx3="http://schemas.microsoft.com/office/drawing/2016/5/9/chartex" xmlns:cx4="http://schemas.microsoft.com/office/drawing/2016/5/10/chartex" xmlns:cx5="http://schemas.microsoft.com/office/drawing/2016/5/11/chartex" xmlns:cx6="http://schemas.microsoft.com/office/drawing/2016/5/12/chartex" xmlns:cx7="http://schemas.microsoft.com/office/drawing/2016/5/13/chartex" xmlns:cx8="http://schemas.microsoft.com/office/drawing/2016/5/14/chartex" xmlns:mc="http://schemas.openxmlformats.org/markup-compatibility/2006" xmlns:aink="http://schemas.microsoft.com/office/drawing/2016/ink" xmlns:am3d="http://schemas.microsoft.com/office/drawing/2017/model3d" xmlns:o="urn:schemas-microsoft-com:office:office" xmlns:oel="http://schemas.microsoft.com/office/2019/extlst" xmlns:r="http://schemas.openxmlformats.org/officeDocument/2006/relationships" xmlns:m="http://schemas.openxmlformats.org/officeDocument/2006/math" xmlns:v="urn:schemas-microsoft-com:vml" xmlns:wp14="http://schemas.microsoft.com/office/word/2010/wordprocessingDrawing" xmlns:wp="http://schemas.openxmlformats.org/drawingml/2006/wordprocessingDrawing" xmlns:w10="urn:schemas-microsoft-com:office:word" xmlns:w="http://schemas.openxmlformats.org/wordprocessingml/2006/main" xmlns:w14="http://schemas.microsoft.com/office/word/2010/wordml" xmlns:w15="http://schemas.microsoft.com/office/word/2012/wordml" xmlns:w16cei="http://schemas.microsoft.com/office/word/2026/wordml/cei" xmlns:w16cex="http://schemas.microsoft.com/office/word/2018/wordml/cex" xmlns:w16cid="http://schemas.microsoft.com/office/word/2016/wordml/cid" xmlns:w16="http://schemas.microsoft.com/office/word/2018/wordml" xmlns:w16du="http://schemas.microsoft.com/office/word/2023/wordml/word16du" xmlns:w16sdtdh="http://schemas.microsoft.com/office/word/2020/wordml/sdtdatahash" xmlns:w16sdtfl="http://schemas.microsoft.com/office/word/2024/wordml/sdtformatlock" xmlns:w16se="http://schemas.microsoft.com/office/word/2015/wordml/symex" xmlns:wpg="http://schemas.microsoft.com/office/word/2010/wordprocessingGroup" xmlns:wpi="http://schemas.microsoft.com/office/word/2010/wordprocessingInk" xmlns:wne="http://schemas.microsoft.com/office/word/2006/wordml" xmlns:wps="http://schemas.microsoft.com/office/word/2010/wordprocessingShape" mc:Ignorable="w14 w15 w16se w16cid w16 w16cex w16sdtdh w16sdtfl w16du wp14">
+<w:footnotes xmlns:wpc="http://schemas.microsoft.com/office/word/2010/wordprocessingCanvas" xmlns:cx="http://schemas.microsoft.com/office/drawing/2014/chartex" xmlns:cx1="http://schemas.microsoft.com/office/drawing/2015/9/8/chartex" xmlns:cx2="http://schemas.microsoft.com/office/drawing/2015/10/21/chartex" xmlns:cx3="http://schemas.microsoft.com/office/drawing/2016/5/9/chartex" xmlns:cx4="http://schemas.microsoft.com/office/drawing/2016/5/10/chartex" xmlns:cx5="http://schemas.microsoft.com/office/drawing/2016/5/11/chartex" xmlns:cx6="http://schemas.microsoft.com/office/drawing/2016/5/12/chartex" xmlns:cx7="http://schemas.microsoft.com/office/drawing/2016/5/13/chartex" xmlns:cx8="http://schemas.microsoft.com/office/drawing/2016/5/14/chartex" xmlns:mc="http://schemas.openxmlformats.org/markup-compatibility/2006" xmlns:aink="http://schemas.microsoft.com/office/drawing/2016/ink" xmlns:am3d="http://schemas.microsoft.com/office/drawing/2017/model3d" xmlns:o="urn:schemas-microsoft-com:office:office" xmlns:oel="http://schemas.microsoft.com/office/2019/extlst" xmlns:r="http://schemas.openxmlformats.org/officeDocument/2006/relationships" xmlns:m="http://schemas.openxmlformats.org/officeDocument/2006/math" xmlns:v="urn:schemas-microsoft-com:vml" xmlns:wp14="http://schemas.microsoft.com/office/word/2010/wordprocessingDrawing" xmlns:wp="http://schemas.openxmlformats.org/drawingml/2006/wordprocessingDrawing" xmlns:w10="urn:schemas-microsoft-com:office:word" xmlns:w="http://schemas.openxmlformats.org/wordprocessingml/2006/main" xmlns:w14="http://schemas.microsoft.com/office/word/2010/wordml" xmlns:w15="http://schemas.microsoft.com/office/word/2012/wordml" xmlns:w16cex="http://schemas.microsoft.com/office/word/2018/wordml/cex" xmlns:w16cid="http://schemas.microsoft.com/office/word/2016/wordml/cid" xmlns:w16="http://schemas.microsoft.com/office/word/2018/wordml" xmlns:w16du="http://schemas.microsoft.com/office/word/2023/wordml/word16du" xmlns:w16sdtdh="http://schemas.microsoft.com/office/word/2020/wordml/sdtdatahash" xmlns:w16sdtfl="http://schemas.microsoft.com/office/word/2024/wordml/sdtformatlock" xmlns:w16se="http://schemas.microsoft.com/office/word/2015/wordml/symex" xmlns:wpg="http://schemas.microsoft.com/office/word/2010/wordprocessingGroup" xmlns:wpi="http://schemas.microsoft.com/office/word/2010/wordprocessingInk" xmlns:wne="http://schemas.microsoft.com/office/word/2006/wordml" xmlns:wps="http://schemas.microsoft.com/office/word/2010/wordprocessingShape" mc:Ignorable="w14 w15 w16se w16cid w16 w16cex w16sdtdh w16sdtfl w16du wp14">
   <w:footnote w:type="separator" w:id="-1">
     <w:p>
       <w:pPr>
@@ -6109,7 +6607,7 @@
 </file>
 
 <file path=word/header1.xml><?xml version="1.0" encoding="utf-8"?>
-<w:hdr xmlns:wpc="http://schemas.microsoft.com/office/word/2010/wordprocessingCanvas" xmlns:cx="http://schemas.microsoft.com/office/drawing/2014/chartex" xmlns:cx1="http://schemas.microsoft.com/office/drawing/2015/9/8/chartex" xmlns:cx2="http://schemas.microsoft.com/office/drawing/2015/10/21/chartex" xmlns:cx3="http://schemas.microsoft.com/office/drawing/2016/5/9/chartex" xmlns:cx4="http://schemas.microsoft.com/office/drawing/2016/5/10/chartex" xmlns:cx5="http://schemas.microsoft.com/office/drawing/2016/5/11/chartex" xmlns:cx6="http://schemas.microsoft.com/office/drawing/2016/5/12/chartex" xmlns:cx7="http://schemas.microsoft.com/office/drawing/2016/5/13/chartex" xmlns:cx8="http://schemas.microsoft.com/office/drawing/2016/5/14/chartex" xmlns:mc="http://schemas.openxmlformats.org/markup-compatibility/2006" xmlns:aink="http://schemas.microsoft.com/office/drawing/2016/ink" xmlns:am3d="http://schemas.microsoft.com/office/drawing/2017/model3d" xmlns:o="urn:schemas-microsoft-com:office:office" xmlns:oel="http://schemas.microsoft.com/office/2019/extlst" xmlns:r="http://schemas.openxmlformats.org/officeDocument/2006/relationships" xmlns:m="http://schemas.openxmlformats.org/officeDocument/2006/math" xmlns:v="urn:schemas-microsoft-com:vml" xmlns:wp14="http://schemas.microsoft.com/office/word/2010/wordprocessingDrawing" xmlns:wp="http://schemas.openxmlformats.org/drawingml/2006/wordprocessingDrawing" xmlns:w10="urn:schemas-microsoft-com:office:word" xmlns:w="http://schemas.openxmlformats.org/wordprocessingml/2006/main" xmlns:w14="http://schemas.microsoft.com/office/word/2010/wordml" xmlns:w15="http://schemas.microsoft.com/office/word/2012/wordml" xmlns:w16cei="http://schemas.microsoft.com/office/word/2026/wordml/cei" xmlns:w16cex="http://schemas.microsoft.com/office/word/2018/wordml/cex" xmlns:w16cid="http://schemas.microsoft.com/office/word/2016/wordml/cid" xmlns:w16="http://schemas.microsoft.com/office/word/2018/wordml" xmlns:w16du="http://schemas.microsoft.com/office/word/2023/wordml/word16du" xmlns:w16sdtdh="http://schemas.microsoft.com/office/word/2020/wordml/sdtdatahash" xmlns:w16sdtfl="http://schemas.microsoft.com/office/word/2024/wordml/sdtformatlock" xmlns:w16se="http://schemas.microsoft.com/office/word/2015/wordml/symex" xmlns:wpg="http://schemas.microsoft.com/office/word/2010/wordprocessingGroup" xmlns:wpi="http://schemas.microsoft.com/office/word/2010/wordprocessingInk" xmlns:wne="http://schemas.microsoft.com/office/word/2006/wordml" xmlns:wps="http://schemas.microsoft.com/office/word/2010/wordprocessingShape" mc:Ignorable="w14 w15 w16se w16cid w16 w16cex w16sdtdh w16sdtfl w16du wp14">
+<w:hdr xmlns:wpc="http://schemas.microsoft.com/office/word/2010/wordprocessingCanvas" xmlns:cx="http://schemas.microsoft.com/office/drawing/2014/chartex" xmlns:cx1="http://schemas.microsoft.com/office/drawing/2015/9/8/chartex" xmlns:cx2="http://schemas.microsoft.com/office/drawing/2015/10/21/chartex" xmlns:cx3="http://schemas.microsoft.com/office/drawing/2016/5/9/chartex" xmlns:cx4="http://schemas.microsoft.com/office/drawing/2016/5/10/chartex" xmlns:cx5="http://schemas.microsoft.com/office/drawing/2016/5/11/chartex" xmlns:cx6="http://schemas.microsoft.com/office/drawing/2016/5/12/chartex" xmlns:cx7="http://schemas.microsoft.com/office/drawing/2016/5/13/chartex" xmlns:cx8="http://schemas.microsoft.com/office/drawing/2016/5/14/chartex" xmlns:mc="http://schemas.openxmlformats.org/markup-compatibility/2006" xmlns:aink="http://schemas.microsoft.com/office/drawing/2016/ink" xmlns:am3d="http://schemas.microsoft.com/office/drawing/2017/model3d" xmlns:o="urn:schemas-microsoft-com:office:office" xmlns:oel="http://schemas.microsoft.com/office/2019/extlst" xmlns:r="http://schemas.openxmlformats.org/officeDocument/2006/relationships" xmlns:m="http://schemas.openxmlformats.org/officeDocument/2006/math" xmlns:v="urn:schemas-microsoft-com:vml" xmlns:wp14="http://schemas.microsoft.com/office/word/2010/wordprocessingDrawing" xmlns:wp="http://schemas.openxmlformats.org/drawingml/2006/wordprocessingDrawing" xmlns:w10="urn:schemas-microsoft-com:office:word" xmlns:w="http://schemas.openxmlformats.org/wordprocessingml/2006/main" xmlns:w14="http://schemas.microsoft.com/office/word/2010/wordml" xmlns:w15="http://schemas.microsoft.com/office/word/2012/wordml" xmlns:w16cex="http://schemas.microsoft.com/office/word/2018/wordml/cex" xmlns:w16cid="http://schemas.microsoft.com/office/word/2016/wordml/cid" xmlns:w16="http://schemas.microsoft.com/office/word/2018/wordml" xmlns:w16du="http://schemas.microsoft.com/office/word/2023/wordml/word16du" xmlns:w16sdtdh="http://schemas.microsoft.com/office/word/2020/wordml/sdtdatahash" xmlns:w16sdtfl="http://schemas.microsoft.com/office/word/2024/wordml/sdtformatlock" xmlns:w16se="http://schemas.microsoft.com/office/word/2015/wordml/symex" xmlns:wpg="http://schemas.microsoft.com/office/word/2010/wordprocessingGroup" xmlns:wpi="http://schemas.microsoft.com/office/word/2010/wordprocessingInk" xmlns:wne="http://schemas.microsoft.com/office/word/2006/wordml" xmlns:wps="http://schemas.microsoft.com/office/word/2010/wordprocessingShape" mc:Ignorable="w14 w15 w16se w16cid w16 w16cex w16sdtdh w16sdtfl w16du wp14">
   <w:p>
     <w:pPr>
       <w:pStyle w:val="Encabezado"/>
@@ -6381,7 +6879,7 @@
 </file>
 
 <file path=word/numbering.xml><?xml version="1.0" encoding="utf-8"?>
-<w:numbering xmlns:wpc="http://schemas.microsoft.com/office/word/2010/wordprocessingCanvas" xmlns:cx="http://schemas.microsoft.com/office/drawing/2014/chartex" xmlns:cx1="http://schemas.microsoft.com/office/drawing/2015/9/8/chartex" xmlns:cx2="http://schemas.microsoft.com/office/drawing/2015/10/21/chartex" xmlns:cx3="http://schemas.microsoft.com/office/drawing/2016/5/9/chartex" xmlns:cx4="http://schemas.microsoft.com/office/drawing/2016/5/10/chartex" xmlns:cx5="http://schemas.microsoft.com/office/drawing/2016/5/11/chartex" xmlns:cx6="http://schemas.microsoft.com/office/drawing/2016/5/12/chartex" xmlns:cx7="http://schemas.microsoft.com/office/drawing/2016/5/13/chartex" xmlns:cx8="http://schemas.microsoft.com/office/drawing/2016/5/14/chartex" xmlns:mc="http://schemas.openxmlformats.org/markup-compatibility/2006" xmlns:aink="http://schemas.microsoft.com/office/drawing/2016/ink" xmlns:am3d="http://schemas.microsoft.com/office/drawing/2017/model3d" xmlns:o="urn:schemas-microsoft-com:office:office" xmlns:oel="http://schemas.microsoft.com/office/2019/extlst" xmlns:r="http://schemas.openxmlformats.org/officeDocument/2006/relationships" xmlns:m="http://schemas.openxmlformats.org/officeDocument/2006/math" xmlns:v="urn:schemas-microsoft-com:vml" xmlns:wp14="http://schemas.microsoft.com/office/word/2010/wordprocessingDrawing" xmlns:wp="http://schemas.openxmlformats.org/drawingml/2006/wordprocessingDrawing" xmlns:w10="urn:schemas-microsoft-com:office:word" xmlns:w="http://schemas.openxmlformats.org/wordprocessingml/2006/main" xmlns:w14="http://schemas.microsoft.com/office/word/2010/wordml" xmlns:w15="http://schemas.microsoft.com/office/word/2012/wordml" xmlns:w16cei="http://schemas.microsoft.com/office/word/2026/wordml/cei" xmlns:w16cex="http://schemas.microsoft.com/office/word/2018/wordml/cex" xmlns:w16cid="http://schemas.microsoft.com/office/word/2016/wordml/cid" xmlns:w16="http://schemas.microsoft.com/office/word/2018/wordml" xmlns:w16du="http://schemas.microsoft.com/office/word/2023/wordml/word16du" xmlns:w16sdtdh="http://schemas.microsoft.com/office/word/2020/wordml/sdtdatahash" xmlns:w16sdtfl="http://schemas.microsoft.com/office/word/2024/wordml/sdtformatlock" xmlns:w16se="http://schemas.microsoft.com/office/word/2015/wordml/symex" xmlns:wpg="http://schemas.microsoft.com/office/word/2010/wordprocessingGroup" xmlns:wpi="http://schemas.microsoft.com/office/word/2010/wordprocessingInk" xmlns:wne="http://schemas.microsoft.com/office/word/2006/wordml" xmlns:wps="http://schemas.microsoft.com/office/word/2010/wordprocessingShape" mc:Ignorable="w14 w15 w16se w16cid w16 w16cex w16sdtdh w16sdtfl w16du wp14">
+<w:numbering xmlns:wpc="http://schemas.microsoft.com/office/word/2010/wordprocessingCanvas" xmlns:cx="http://schemas.microsoft.com/office/drawing/2014/chartex" xmlns:cx1="http://schemas.microsoft.com/office/drawing/2015/9/8/chartex" xmlns:cx2="http://schemas.microsoft.com/office/drawing/2015/10/21/chartex" xmlns:cx3="http://schemas.microsoft.com/office/drawing/2016/5/9/chartex" xmlns:cx4="http://schemas.microsoft.com/office/drawing/2016/5/10/chartex" xmlns:cx5="http://schemas.microsoft.com/office/drawing/2016/5/11/chartex" xmlns:cx6="http://schemas.microsoft.com/office/drawing/2016/5/12/chartex" xmlns:cx7="http://schemas.microsoft.com/office/drawing/2016/5/13/chartex" xmlns:cx8="http://schemas.microsoft.com/office/drawing/2016/5/14/chartex" xmlns:mc="http://schemas.openxmlformats.org/markup-compatibility/2006" xmlns:aink="http://schemas.microsoft.com/office/drawing/2016/ink" xmlns:am3d="http://schemas.microsoft.com/office/drawing/2017/model3d" xmlns:o="urn:schemas-microsoft-com:office:office" xmlns:oel="http://schemas.microsoft.com/office/2019/extlst" xmlns:r="http://schemas.openxmlformats.org/officeDocument/2006/relationships" xmlns:m="http://schemas.openxmlformats.org/officeDocument/2006/math" xmlns:v="urn:schemas-microsoft-com:vml" xmlns:wp14="http://schemas.microsoft.com/office/word/2010/wordprocessingDrawing" xmlns:wp="http://schemas.openxmlformats.org/drawingml/2006/wordprocessingDrawing" xmlns:w10="urn:schemas-microsoft-com:office:word" xmlns:w="http://schemas.openxmlformats.org/wordprocessingml/2006/main" xmlns:w14="http://schemas.microsoft.com/office/word/2010/wordml" xmlns:w15="http://schemas.microsoft.com/office/word/2012/wordml" xmlns:w16cex="http://schemas.microsoft.com/office/word/2018/wordml/cex" xmlns:w16cid="http://schemas.microsoft.com/office/word/2016/wordml/cid" xmlns:w16="http://schemas.microsoft.com/office/word/2018/wordml" xmlns:w16du="http://schemas.microsoft.com/office/word/2023/wordml/word16du" xmlns:w16sdtdh="http://schemas.microsoft.com/office/word/2020/wordml/sdtdatahash" xmlns:w16sdtfl="http://schemas.microsoft.com/office/word/2024/wordml/sdtformatlock" xmlns:w16se="http://schemas.microsoft.com/office/word/2015/wordml/symex" xmlns:wpg="http://schemas.microsoft.com/office/word/2010/wordprocessingGroup" xmlns:wpi="http://schemas.microsoft.com/office/word/2010/wordprocessingInk" xmlns:wne="http://schemas.microsoft.com/office/word/2006/wordml" xmlns:wps="http://schemas.microsoft.com/office/word/2010/wordprocessingShape" mc:Ignorable="w14 w15 w16se w16cid w16 w16cex w16sdtdh w16sdtfl w16du wp14">
   <w:abstractNum w:abstractNumId="0" w15:restartNumberingAfterBreak="0">
     <w:nsid w:val="FFFFFF7C"/>
     <w:multiLevelType w:val="singleLevel"/>
@@ -7191,7 +7689,6 @@
   <w:style w:type="character" w:default="1" w:styleId="Fuentedeprrafopredeter">
     <w:name w:val="Default Paragraph Font"/>
     <w:uiPriority w:val="1"/>
-    <w:semiHidden/>
     <w:unhideWhenUsed/>
   </w:style>
   <w:style w:type="table" w:default="1" w:styleId="Tablanormal">
